--- a/docs/ทายดวง 15 หัวข้อ.docx
+++ b/docs/ทายดวง 15 หัวข้อ.docx
@@ -58,21 +58,67 @@
           <w:numId w:val="9"/>
         </w:numPr>
         <w:shd w:fill="ffffff" w:val="clear"/>
-        <w:spacing w:after="0" w:afterAutospacing="0" w:before="0" w:beforeAutospacing="0" w:lineRule="auto"/>
-        <w:ind w:left="1440" w:hanging="360"/>
-        <w:rPr>
-          <w:sz w:val="32"/>
-          <w:szCs w:val="32"/>
-        </w:rPr>
-      </w:pPr>
-      <w:r>
-        <w:rPr>
-          <w:rFonts w:ascii="Arial Unicode MS" w:cs="Arial Unicode MS" w:eastAsia="Arial Unicode MS" w:hAnsi="Arial Unicode MS"/>
-          <w:sz w:val="32"/>
-          <w:szCs w:val="32"/>
-          <w:rtl w:val="0"/>
-        </w:rPr>
-        <w:t xml:space="preserve">ดิถีอะไร เกิดถูกฤดู นั่งถูกที่ อ่อนมาก/อ่อน/สมดุล/แข็ง/แข็งไป</w:t>
+        <w:spacing w:before="0" w:beforeAutospacing="0" w:lineRule="auto"/>
+        <w:ind w:left="1440" w:hanging="360"/>
+        <w:rPr>
+          <w:sz w:val="32"/>
+          <w:szCs w:val="32"/>
+        </w:rPr>
+      </w:pPr>
+      <w:r>
+        <w:rPr>
+          <w:rFonts w:ascii="Arial Unicode MS" w:cs="Arial Unicode MS" w:eastAsia="Arial Unicode MS" w:hAnsi="Arial Unicode MS"/>
+          <w:sz w:val="32"/>
+          <w:szCs w:val="32"/>
+          <w:rtl w:val="0"/>
+        </w:rPr>
+        <w:t xml:space="preserve">ดิถีอะไร อ่อนมาก/อ่อน/สมดุล/แข็ง/แข็งไป เกิดถูกฤดู นั่งถูกที่  </w:t>
+      </w:r>
+    </w:p>
+    <w:p>
+      <w:pPr>
+        <w:shd w:fill="ffffff" w:val="clear"/>
+        <w:spacing w:before="280" w:lineRule="auto"/>
+        <w:ind w:left="1440" w:firstLine="0"/>
+        <w:rPr>
+          <w:color w:val="ff0000"/>
+          <w:sz w:val="32"/>
+          <w:szCs w:val="32"/>
+        </w:rPr>
+      </w:pPr>
+      <w:r>
+        <w:rPr>
+          <w:rFonts w:ascii="Arial Unicode MS" w:cs="Arial Unicode MS" w:eastAsia="Arial Unicode MS" w:hAnsi="Arial Unicode MS"/>
+          <w:color w:val="ff0000"/>
+          <w:sz w:val="32"/>
+          <w:szCs w:val="32"/>
+          <w:rtl w:val="0"/>
+        </w:rPr>
+        <w:t xml:space="preserve">ทำ box 50 ข้อ box เปล่า</w:t>
+      </w:r>
+    </w:p>
+    <w:p>
+      <w:pPr>
+        <w:shd w:fill="ffffff" w:val="clear"/>
+        <w:spacing w:before="280" w:lineRule="auto"/>
+        <w:ind w:left="1440" w:firstLine="0"/>
+        <w:rPr>
+          <w:color w:val="ff0000"/>
+          <w:sz w:val="32"/>
+          <w:szCs w:val="32"/>
+        </w:rPr>
+      </w:pPr>
+      <w:r>
+        <w:rPr>
+          <w:rFonts w:ascii="Arial Unicode MS" w:cs="Arial Unicode MS" w:eastAsia="Arial Unicode MS" w:hAnsi="Arial Unicode MS"/>
+          <w:color w:val="ff0000"/>
+          <w:sz w:val="32"/>
+          <w:szCs w:val="32"/>
+          <w:rtl w:val="0"/>
+        </w:rPr>
+        <w:t xml:space="preserve">**บล็อค 1 บล็อค ดึงข้อมูลจาก 50 แบบ 10 ราศีบน x 5 แบบ**</w:t>
+        <w:br w:type="textWrapping"/>
+        <w:t xml:space="preserve">**แข็งเกินไป แข็ง สมดุล อ่อน อ่อนเกินไป**</w:t>
       </w:r>
     </w:p>
     <w:p>
@@ -82,7 +128,7 @@
           <w:numId w:val="9"/>
         </w:numPr>
         <w:shd w:fill="ffffff" w:val="clear"/>
-        <w:spacing w:after="0" w:afterAutospacing="0" w:before="0" w:beforeAutospacing="0" w:lineRule="auto"/>
+        <w:spacing w:after="0" w:afterAutospacing="0" w:before="280" w:lineRule="auto"/>
         <w:ind w:left="1440" w:hanging="360"/>
         <w:rPr>
           <w:sz w:val="32"/>
@@ -97,7 +143,17 @@
           <w:szCs w:val="32"/>
           <w:rtl w:val="0"/>
         </w:rPr>
-        <w:t xml:space="preserve">ทายนิสัยจากราศีล่างหลักวัน</w:t>
+        <w:t xml:space="preserve">ทายนิสัยจากราศีล่างหลักวัน </w:t>
+      </w:r>
+      <w:r>
+        <w:rPr>
+          <w:rFonts w:ascii="Arial Unicode MS" w:cs="Arial Unicode MS" w:eastAsia="Arial Unicode MS" w:hAnsi="Arial Unicode MS"/>
+          <w:color w:val="ff0000"/>
+          <w:sz w:val="32"/>
+          <w:szCs w:val="32"/>
+          <w:rtl w:val="0"/>
+        </w:rPr>
+        <w:t xml:space="preserve">**ขอ 1 บล็อค ดึง ข้อมูล จาก 12 นักษัตร**</w:t>
       </w:r>
     </w:p>
     <w:p>
@@ -122,7 +178,17 @@
           <w:szCs w:val="32"/>
           <w:rtl w:val="0"/>
         </w:rPr>
-        <w:t xml:space="preserve">ทายนิสียจากราศีบนหลักวัน/ราศีล่างหลักวัน(ระบบนับอิม+12เชี่ยงแซ)</w:t>
+        <w:t xml:space="preserve">ทายนิสียจากราศีบนหลักวัน/ราศีล่างหลักวัน(ระบบนับอิม+12เชี่ยงแซ) </w:t>
+      </w:r>
+      <w:r>
+        <w:rPr>
+          <w:rFonts w:ascii="Arial Unicode MS" w:cs="Arial Unicode MS" w:eastAsia="Arial Unicode MS" w:hAnsi="Arial Unicode MS"/>
+          <w:color w:val="ff0000"/>
+          <w:sz w:val="32"/>
+          <w:szCs w:val="32"/>
+          <w:rtl w:val="0"/>
+        </w:rPr>
+        <w:t xml:space="preserve">**ขอ 1 บล็อค ดึงข้อมูลจาก 60 กะจื่อ**</w:t>
       </w:r>
     </w:p>
     <w:p>
@@ -147,7 +213,17 @@
           <w:szCs w:val="32"/>
           <w:rtl w:val="0"/>
         </w:rPr>
-        <w:t xml:space="preserve">ทายนิสัยจาก ดิถี→การกระทำ(ธาตุถ่ายเท)→ผลลัพธ์(ธาตุโชคลาภ)</w:t>
+        <w:t xml:space="preserve">ทายนิสัยจาก ดิถี→การกระทำ(ธาตุถ่ายเท)→ผลลัพธ์(ธาตุโชคลาภ) </w:t>
+      </w:r>
+      <w:r>
+        <w:rPr>
+          <w:rFonts w:ascii="Arial Unicode MS" w:cs="Arial Unicode MS" w:eastAsia="Arial Unicode MS" w:hAnsi="Arial Unicode MS"/>
+          <w:color w:val="ff0000"/>
+          <w:sz w:val="32"/>
+          <w:szCs w:val="32"/>
+          <w:rtl w:val="0"/>
+        </w:rPr>
+        <w:t xml:space="preserve">**อันนี้ยาก สุดท้ายซินแสต้องมาเอง**</w:t>
       </w:r>
     </w:p>
     <w:p>
@@ -172,7 +248,17 @@
           <w:szCs w:val="32"/>
           <w:rtl w:val="0"/>
         </w:rPr>
-        <w:t xml:space="preserve">สิ่งพึงระวัง</w:t>
+        <w:t xml:space="preserve">สิ่งพึงระวัง </w:t>
+      </w:r>
+      <w:r>
+        <w:rPr>
+          <w:rFonts w:ascii="Arial Unicode MS" w:cs="Arial Unicode MS" w:eastAsia="Arial Unicode MS" w:hAnsi="Arial Unicode MS"/>
+          <w:color w:val="ff0000"/>
+          <w:sz w:val="32"/>
+          <w:szCs w:val="32"/>
+          <w:rtl w:val="0"/>
+        </w:rPr>
+        <w:t xml:space="preserve">**ซินแสแก้ไข&amp;ชี้แนะเพิ่มเติม**</w:t>
       </w:r>
     </w:p>
     <w:p>
@@ -197,7 +283,17 @@
           <w:szCs w:val="32"/>
           <w:rtl w:val="0"/>
         </w:rPr>
-        <w:t xml:space="preserve">ข้อเสนอแนะ (จิตวิทยา พฤติกรรมแก้ไข)</w:t>
+        <w:t xml:space="preserve">ข้อเสนอแนะ </w:t>
+      </w:r>
+      <w:r>
+        <w:rPr>
+          <w:rFonts w:ascii="Arial Unicode MS" w:cs="Arial Unicode MS" w:eastAsia="Arial Unicode MS" w:hAnsi="Arial Unicode MS"/>
+          <w:color w:val="ff0000"/>
+          <w:sz w:val="32"/>
+          <w:szCs w:val="32"/>
+          <w:rtl w:val="0"/>
+        </w:rPr>
+        <w:t xml:space="preserve">**ธาตุสำคัญ ปรับดวง เปลี่ยนนิสัย แก้ไขพฤติกรรม จิตวิทยาฮีลใจ** prompt ฮิลใจ**</w:t>
       </w:r>
     </w:p>
     <w:p>
@@ -227,7 +323,19 @@
           <w:szCs w:val="40"/>
           <w:rtl w:val="0"/>
         </w:rPr>
-        <w:t xml:space="preserve">อาชีพ / ธุรกิจ ที่ควรทำ และไม่ควรทำ</w:t>
+        <w:t xml:space="preserve">อาชีพ / ธุรกิจ ที่ควรทำ และไม่ควรทำ </w:t>
+      </w:r>
+      <w:r>
+        <w:rPr>
+          <w:rFonts w:ascii="Arial Unicode MS" w:cs="Arial Unicode MS" w:eastAsia="Arial Unicode MS" w:hAnsi="Arial Unicode MS"/>
+          <w:b w:val="1"/>
+          <w:bCs w:val="1"/>
+          <w:color w:val="ff0000"/>
+          <w:sz w:val="40"/>
+          <w:szCs w:val="40"/>
+          <w:rtl w:val="0"/>
+        </w:rPr>
+        <w:t xml:space="preserve">ถูกไม่แก้</w:t>
       </w:r>
     </w:p>
     <w:p>
@@ -377,7 +485,7 @@
           <w:szCs w:val="40"/>
           <w:rtl w:val="0"/>
         </w:rPr>
-        <w:t xml:space="preserve">โชคลาภที่ถูกทาง โอกาสรวยอยู่แค่เอื้อม</w:t>
+        <w:t xml:space="preserve">โชคลาภที่ถูกทาง โอกาสรวยอยู่แค่เอื้อม </w:t>
       </w:r>
     </w:p>
     <w:p>
@@ -887,7 +995,7 @@
           <w:numId w:val="9"/>
         </w:numPr>
         <w:shd w:fill="ffffff" w:val="clear"/>
-        <w:spacing w:after="0" w:afterAutospacing="0" w:before="0" w:beforeAutospacing="0" w:lineRule="auto"/>
+        <w:spacing w:before="0" w:beforeAutospacing="0" w:lineRule="auto"/>
         <w:ind w:left="1440" w:hanging="360"/>
         <w:rPr>
           <w:sz w:val="32"/>
@@ -903,6 +1011,22 @@
           <w:rtl w:val="0"/>
         </w:rPr>
         <w:t xml:space="preserve">ข้อเสนอแนะ(จิตวิทยา พฤติกรรมแก้ไข)</w:t>
+      </w:r>
+    </w:p>
+    <w:p>
+      <w:pPr>
+        <w:shd w:fill="ffffff" w:val="clear"/>
+        <w:spacing w:before="280" w:lineRule="auto"/>
+        <w:ind w:left="1440" w:firstLine="0"/>
+        <w:rPr>
+          <w:sz w:val="32"/>
+          <w:szCs w:val="32"/>
+        </w:rPr>
+      </w:pPr>
+      <w:r>
+        <w:rPr>
+          <w:rtl w:val="0"/>
+        </w:rPr>
       </w:r>
     </w:p>
     <w:p>
@@ -914,7 +1038,7 @@
           <w:numId w:val="7"/>
         </w:numPr>
         <w:shd w:fill="ffffff" w:val="clear"/>
-        <w:spacing w:after="0" w:afterAutospacing="0" w:before="0" w:beforeAutospacing="0" w:lineRule="auto"/>
+        <w:spacing w:after="0" w:afterAutospacing="0" w:before="280" w:lineRule="auto"/>
         <w:ind w:left="720" w:hanging="360"/>
         <w:rPr>
           <w:b w:val="1"/>
@@ -1246,7 +1370,17 @@
           <w:szCs w:val="32"/>
           <w:rtl w:val="0"/>
         </w:rPr>
-        <w:t xml:space="preserve">ลักษณะหุ้นส่วนตามพื้นดวง</w:t>
+        <w:t xml:space="preserve">ลักษณะหุ้นส่วนตามพื้นดวง </w:t>
+      </w:r>
+      <w:r>
+        <w:rPr>
+          <w:rFonts w:ascii="Arial Unicode MS" w:cs="Arial Unicode MS" w:eastAsia="Arial Unicode MS" w:hAnsi="Arial Unicode MS"/>
+          <w:color w:val="ff0000"/>
+          <w:sz w:val="32"/>
+          <w:szCs w:val="32"/>
+          <w:rtl w:val="0"/>
+        </w:rPr>
+        <w:t xml:space="preserve">(ดูหลักวัน คือ ระบบ 12 เชี่ยงแซหลักวันราศีล่าง)</w:t>
       </w:r>
     </w:p>
     <w:p>
@@ -1350,7 +1484,17 @@
           <w:szCs w:val="32"/>
           <w:rtl w:val="0"/>
         </w:rPr>
-        <w:t xml:space="preserve">ลักษณะบริวารตามพื้นดวง</w:t>
+        <w:t xml:space="preserve">ลักษณะบริวารตามพื้นดวง </w:t>
+      </w:r>
+      <w:r>
+        <w:rPr>
+          <w:rFonts w:ascii="Arial Unicode MS" w:cs="Arial Unicode MS" w:eastAsia="Arial Unicode MS" w:hAnsi="Arial Unicode MS"/>
+          <w:color w:val="ff0000"/>
+          <w:sz w:val="32"/>
+          <w:szCs w:val="32"/>
+          <w:rtl w:val="0"/>
+        </w:rPr>
+        <w:t xml:space="preserve">**เอาบล็อค 60 กะจื่อมาดอบใช้ระบบ matching**</w:t>
       </w:r>
     </w:p>
     <w:p>
@@ -1444,7 +1588,7 @@
           <w:numId w:val="8"/>
         </w:numPr>
         <w:shd w:fill="ffffff" w:val="clear"/>
-        <w:spacing w:after="0" w:afterAutospacing="0" w:before="0" w:beforeAutospacing="0" w:lineRule="auto"/>
+        <w:spacing w:before="0" w:beforeAutospacing="0" w:lineRule="auto"/>
         <w:ind w:left="1440" w:hanging="360"/>
         <w:rPr>
           <w:sz w:val="32"/>
@@ -1465,12 +1609,36 @@
       <w:pPr>
         <w:keepNext w:val="0"/>
         <w:keepLines w:val="0"/>
+        <w:shd w:fill="ffffff" w:val="clear"/>
+        <w:spacing w:before="280" w:lineRule="auto"/>
+        <w:ind w:left="1440" w:firstLine="0"/>
+        <w:rPr>
+          <w:color w:val="ff0000"/>
+          <w:sz w:val="32"/>
+          <w:szCs w:val="32"/>
+        </w:rPr>
+      </w:pPr>
+      <w:r>
+        <w:rPr>
+          <w:rFonts w:ascii="Arial Unicode MS" w:cs="Arial Unicode MS" w:eastAsia="Arial Unicode MS" w:hAnsi="Arial Unicode MS"/>
+          <w:color w:val="ff0000"/>
+          <w:sz w:val="32"/>
+          <w:szCs w:val="32"/>
+          <w:rtl w:val="0"/>
+        </w:rPr>
+        <w:t xml:space="preserve">**อ้างอิง บล็อค**ดิถี ถ่ายเท ได้เชียงแซดี ถ้าถ่ายเทไม่ดี ดูความหมายด้านดี ของเชี่ยงแซไม่ด้ **</w:t>
+      </w:r>
+    </w:p>
+    <w:p>
+      <w:pPr>
+        <w:keepNext w:val="0"/>
+        <w:keepLines w:val="0"/>
         <w:numPr>
           <w:ilvl w:val="0"/>
           <w:numId w:val="8"/>
         </w:numPr>
         <w:shd w:fill="ffffff" w:val="clear"/>
-        <w:spacing w:after="0" w:afterAutospacing="0" w:before="0" w:beforeAutospacing="0" w:lineRule="auto"/>
+        <w:spacing w:after="0" w:afterAutospacing="0" w:before="280" w:lineRule="auto"/>
         <w:ind w:left="1440" w:hanging="360"/>
         <w:rPr>
           <w:sz w:val="32"/>
@@ -1486,6 +1654,34 @@
         </w:rPr>
         <w:t xml:space="preserve">เรืยนวิชาตามอาชีพถูกดวง</w:t>
       </w:r>
+      <w:r>
+        <w:rPr>
+          <w:rFonts w:ascii="Arial Unicode MS" w:cs="Arial Unicode MS" w:eastAsia="Arial Unicode MS" w:hAnsi="Arial Unicode MS"/>
+          <w:color w:val="ff0000"/>
+          <w:sz w:val="32"/>
+          <w:szCs w:val="32"/>
+          <w:rtl w:val="0"/>
+        </w:rPr>
+        <w:t xml:space="preserve">(ตรงตามอาชีพถูกดวง</w:t>
+      </w:r>
+      <w:r>
+        <w:rPr>
+          <w:sz w:val="32"/>
+          <w:szCs w:val="32"/>
+          <w:rtl w:val="0"/>
+        </w:rPr>
+        <w:t xml:space="preserve"> </w:t>
+      </w:r>
+      <w:r>
+        <w:rPr>
+          <w:rFonts w:ascii="Arial Unicode MS" w:cs="Arial Unicode MS" w:eastAsia="Arial Unicode MS" w:hAnsi="Arial Unicode MS"/>
+          <w:color w:val="ff0000"/>
+          <w:sz w:val="32"/>
+          <w:szCs w:val="32"/>
+          <w:rtl w:val="0"/>
+        </w:rPr>
+        <w:t xml:space="preserve">ขอบล็อคคลังความรู้ 5 ธาตุ**</w:t>
+      </w:r>
     </w:p>
     <w:p>
       <w:pPr>
@@ -1494,7 +1690,7 @@
           <w:numId w:val="8"/>
         </w:numPr>
         <w:shd w:fill="ffffff" w:val="clear"/>
-        <w:spacing w:after="0" w:afterAutospacing="0" w:before="0" w:beforeAutospacing="0" w:lineRule="auto"/>
+        <w:spacing w:before="0" w:beforeAutospacing="0" w:lineRule="auto"/>
         <w:ind w:left="1440" w:hanging="360"/>
         <w:rPr>
           <w:b w:val="1"/>
@@ -1514,6 +1710,32 @@
       </w:r>
       <w:r>
         <w:rPr>
+          <w:rFonts w:ascii="Arial Unicode MS" w:cs="Arial Unicode MS" w:eastAsia="Arial Unicode MS" w:hAnsi="Arial Unicode MS"/>
+          <w:color w:val="ff0000"/>
+          <w:sz w:val="32"/>
+          <w:szCs w:val="32"/>
+          <w:rtl w:val="0"/>
+        </w:rPr>
+        <w:t xml:space="preserve">**ตรงตามอาชีพถูกดวง  ขอบล็อคคลังความรู้ 5 ธาตุ**</w:t>
+      </w:r>
+      <w:r>
+        <w:rPr>
+          <w:rtl w:val="0"/>
+        </w:rPr>
+      </w:r>
+    </w:p>
+    <w:p>
+      <w:pPr>
+        <w:shd w:fill="ffffff" w:val="clear"/>
+        <w:spacing w:before="280" w:lineRule="auto"/>
+        <w:ind w:left="1440" w:firstLine="0"/>
+        <w:rPr>
+          <w:sz w:val="32"/>
+          <w:szCs w:val="32"/>
+        </w:rPr>
+      </w:pPr>
+      <w:r>
+        <w:rPr>
           <w:rtl w:val="0"/>
         </w:rPr>
       </w:r>
@@ -1527,7 +1749,7 @@
           <w:numId w:val="7"/>
         </w:numPr>
         <w:shd w:fill="ffffff" w:val="clear"/>
-        <w:spacing w:after="0" w:afterAutospacing="0" w:before="0" w:beforeAutospacing="0" w:lineRule="auto"/>
+        <w:spacing w:after="0" w:afterAutospacing="0" w:before="280" w:lineRule="auto"/>
         <w:ind w:left="720" w:hanging="360"/>
         <w:rPr>
           <w:b w:val="1"/>
@@ -1813,14 +2035,6 @@
         </w:rPr>
         <w:t xml:space="preserve">วัยจรที่ 11/ช่วงอายุ/ปฏิกิริยา/12เชี่ยงแซ/คำทำนาย</w:t>
       </w:r>
-      <w:r>
-        <w:br w:type="page"/>
-      </w:r>
-      <w:r>
-        <w:rPr>
-          <w:rtl w:val="0"/>
-        </w:rPr>
-      </w:r>
     </w:p>
     <w:p>
       <w:pPr>
@@ -2105,7 +2319,17 @@
           <w:szCs w:val="32"/>
           <w:rtl w:val="0"/>
         </w:rPr>
-        <w:t xml:space="preserve">เสื้อผ้าเครื่องแต่งกาย</w:t>
+        <w:t xml:space="preserve">เสื้อผ้า </w:t>
+      </w:r>
+      <w:r>
+        <w:rPr>
+          <w:rFonts w:ascii="Arial Unicode MS" w:cs="Arial Unicode MS" w:eastAsia="Arial Unicode MS" w:hAnsi="Arial Unicode MS"/>
+          <w:color w:val="ff0000"/>
+          <w:sz w:val="32"/>
+          <w:szCs w:val="32"/>
+          <w:rtl w:val="0"/>
+        </w:rPr>
+        <w:t xml:space="preserve">**กล่องใหญ่ และมี 2-3 กล่องย่อย เพิ่ม/ลดได้**</w:t>
       </w:r>
     </w:p>
     <w:p>
@@ -2132,7 +2356,22 @@
           <w:szCs w:val="32"/>
           <w:rtl w:val="0"/>
         </w:rPr>
-        <w:t xml:space="preserve">เครื่องประดับ</w:t>
+        <w:t xml:space="preserve">เครื่องประดับ </w:t>
+      </w:r>
+      <w:r>
+        <w:rPr>
+          <w:rFonts w:ascii="Arial Unicode MS" w:cs="Arial Unicode MS" w:eastAsia="Arial Unicode MS" w:hAnsi="Arial Unicode MS"/>
+          <w:color w:val="ff0000"/>
+          <w:sz w:val="32"/>
+          <w:szCs w:val="32"/>
+          <w:rtl w:val="0"/>
+        </w:rPr>
+        <w:t xml:space="preserve">**กล่องใหญ่ และมี 2-3 กล่องย่อย เพิ่ม/ลดได้**</w:t>
+      </w:r>
+      <w:r>
+        <w:rPr>
+          <w:rtl w:val="0"/>
+        </w:rPr>
       </w:r>
     </w:p>
     <w:p>
@@ -2159,7 +2398,22 @@
           <w:szCs w:val="32"/>
           <w:rtl w:val="0"/>
         </w:rPr>
-        <w:t xml:space="preserve">โทรศัพท์ โน็ตบุ๊ค แท็ปเล็ต เครื่องมือหาเงิน</w:t>
+        <w:t xml:space="preserve">วัตถุมงคล </w:t>
+      </w:r>
+      <w:r>
+        <w:rPr>
+          <w:rFonts w:ascii="Arial Unicode MS" w:cs="Arial Unicode MS" w:eastAsia="Arial Unicode MS" w:hAnsi="Arial Unicode MS"/>
+          <w:color w:val="ff0000"/>
+          <w:sz w:val="32"/>
+          <w:szCs w:val="32"/>
+          <w:rtl w:val="0"/>
+        </w:rPr>
+        <w:t xml:space="preserve">**กล่องใหญ่ และมี 2-3 กล่องย่อย เพิ่ม/ลดได้**</w:t>
+      </w:r>
+      <w:r>
+        <w:rPr>
+          <w:rtl w:val="0"/>
+        </w:rPr>
       </w:r>
     </w:p>
     <w:p>
@@ -2186,7 +2440,22 @@
           <w:szCs w:val="32"/>
           <w:rtl w:val="0"/>
         </w:rPr>
-        <w:t xml:space="preserve">รถยนต์</w:t>
+        <w:t xml:space="preserve">กระเป๋าสตางค์/เคสโทรศัพท์/เครื่องมือหาเงิน</w:t>
+      </w:r>
+      <w:r>
+        <w:rPr>
+          <w:rFonts w:ascii="Arial Unicode MS" w:cs="Arial Unicode MS" w:eastAsia="Arial Unicode MS" w:hAnsi="Arial Unicode MS"/>
+          <w:color w:val="ff0000"/>
+          <w:sz w:val="32"/>
+          <w:szCs w:val="32"/>
+          <w:rtl w:val="0"/>
+        </w:rPr>
+        <w:t xml:space="preserve">**กล่องใหญ่ และมี 2-3 กล่องย่อย เพิ่ม/ลดได้**</w:t>
+      </w:r>
+      <w:r>
+        <w:rPr>
+          <w:rtl w:val="0"/>
+        </w:rPr>
       </w:r>
     </w:p>
     <w:p>
@@ -2213,7 +2482,52 @@
           <w:szCs w:val="32"/>
           <w:rtl w:val="0"/>
         </w:rPr>
-        <w:t xml:space="preserve">ทิศมงคล</w:t>
+        <w:t xml:space="preserve">รถยนต์ </w:t>
+      </w:r>
+      <w:r>
+        <w:rPr>
+          <w:rFonts w:ascii="Arial Unicode MS" w:cs="Arial Unicode MS" w:eastAsia="Arial Unicode MS" w:hAnsi="Arial Unicode MS"/>
+          <w:color w:val="ff0000"/>
+          <w:sz w:val="32"/>
+          <w:szCs w:val="32"/>
+          <w:rtl w:val="0"/>
+        </w:rPr>
+        <w:t xml:space="preserve">**กล่องใหญ่ และมี 2-3 กล่องย่อย เพิ่ม/ลดได้**</w:t>
+      </w:r>
+    </w:p>
+    <w:p>
+      <w:pPr>
+        <w:numPr>
+          <w:ilvl w:val="0"/>
+          <w:numId w:val="6"/>
+        </w:numPr>
+        <w:shd w:fill="ffffff" w:val="clear"/>
+        <w:spacing w:after="0" w:afterAutospacing="0" w:before="0" w:beforeAutospacing="0" w:lineRule="auto"/>
+        <w:ind w:left="1440" w:hanging="360"/>
+        <w:rPr>
+          <w:color w:val="ff0000"/>
+          <w:sz w:val="32"/>
+          <w:szCs w:val="32"/>
+        </w:rPr>
+      </w:pPr>
+      <w:r>
+        <w:rPr>
+          <w:rFonts w:ascii="Arial Unicode MS" w:cs="Arial Unicode MS" w:eastAsia="Arial Unicode MS" w:hAnsi="Arial Unicode MS"/>
+          <w:sz w:val="32"/>
+          <w:szCs w:val="32"/>
+          <w:rtl w:val="0"/>
+        </w:rPr>
+        <w:t xml:space="preserve">สัตว์มงคล </w:t>
+      </w:r>
+      <w:r>
+        <w:rPr>
+          <w:rFonts w:ascii="Arial Unicode MS" w:cs="Arial Unicode MS" w:eastAsia="Arial Unicode MS" w:hAnsi="Arial Unicode MS"/>
+          <w:color w:val="ff0000"/>
+          <w:sz w:val="32"/>
+          <w:szCs w:val="32"/>
+          <w:rtl w:val="0"/>
+        </w:rPr>
+        <w:t xml:space="preserve">**กล่องใหญ่ และมี 2-3 กล่องย่อย เพิ่ม/ลดได้**</w:t>
       </w:r>
     </w:p>
     <w:p>
@@ -2240,7 +2554,22 @@
           <w:szCs w:val="32"/>
           <w:rtl w:val="0"/>
         </w:rPr>
-        <w:t xml:space="preserve">ปีมงคล เดือนมงคล บุคคลส่งเสริมดวง</w:t>
+        <w:t xml:space="preserve">ทิศมงคล </w:t>
+      </w:r>
+      <w:r>
+        <w:rPr>
+          <w:rFonts w:ascii="Arial Unicode MS" w:cs="Arial Unicode MS" w:eastAsia="Arial Unicode MS" w:hAnsi="Arial Unicode MS"/>
+          <w:color w:val="ff0000"/>
+          <w:sz w:val="32"/>
+          <w:szCs w:val="32"/>
+          <w:rtl w:val="0"/>
+        </w:rPr>
+        <w:t xml:space="preserve">**กล่องใหญ่ และมี 2-3 กล่องย่อย เพิ่ม/ลดได้**</w:t>
+      </w:r>
+      <w:r>
+        <w:rPr>
+          <w:rtl w:val="0"/>
+        </w:rPr>
       </w:r>
     </w:p>
     <w:p>
@@ -2249,10 +2578,47 @@
         <w:keepLines w:val="0"/>
         <w:numPr>
           <w:ilvl w:val="0"/>
+          <w:numId w:val="6"/>
+        </w:numPr>
+        <w:shd w:fill="ffffff" w:val="clear"/>
+        <w:spacing w:after="0" w:afterAutospacing="0" w:before="0" w:beforeAutospacing="0" w:lineRule="auto"/>
+        <w:ind w:left="1440" w:hanging="360"/>
+        <w:rPr>
+          <w:sz w:val="32"/>
+          <w:szCs w:val="32"/>
+          <w:u w:val="none"/>
+        </w:rPr>
+      </w:pPr>
+      <w:r>
+        <w:rPr>
+          <w:rFonts w:ascii="Arial Unicode MS" w:cs="Arial Unicode MS" w:eastAsia="Arial Unicode MS" w:hAnsi="Arial Unicode MS"/>
+          <w:sz w:val="32"/>
+          <w:szCs w:val="32"/>
+          <w:rtl w:val="0"/>
+        </w:rPr>
+        <w:t xml:space="preserve">ข้อเสนอแนะ </w:t>
+      </w:r>
+      <w:r>
+        <w:rPr>
+          <w:rFonts w:ascii="Arial Unicode MS" w:cs="Arial Unicode MS" w:eastAsia="Arial Unicode MS" w:hAnsi="Arial Unicode MS"/>
+          <w:color w:val="ff0000"/>
+          <w:sz w:val="32"/>
+          <w:szCs w:val="32"/>
+          <w:rtl w:val="0"/>
+        </w:rPr>
+        <w:t xml:space="preserve">**ตามความเห็นซินแส**</w:t>
+      </w:r>
+    </w:p>
+    <w:p>
+      <w:pPr>
+        <w:keepNext w:val="0"/>
+        <w:keepLines w:val="0"/>
+        <w:numPr>
+          <w:ilvl w:val="0"/>
           <w:numId w:val="7"/>
         </w:numPr>
         <w:shd w:fill="ffffff" w:val="clear"/>
-        <w:spacing w:after="0" w:afterAutospacing="0" w:before="0" w:beforeAutospacing="0" w:lineRule="auto"/>
+        <w:spacing w:before="0" w:beforeAutospacing="0" w:lineRule="auto"/>
         <w:ind w:left="720" w:hanging="360"/>
         <w:rPr>
           <w:b w:val="1"/>
@@ -2275,6 +2641,34 @@
     </w:p>
     <w:p>
       <w:pPr>
+        <w:ind w:left="720" w:firstLine="0"/>
+        <w:rPr>
+          <w:b w:val="1"/>
+          <w:bCs w:val="1"/>
+          <w:sz w:val="46"/>
+          <w:szCs w:val="46"/>
+        </w:rPr>
+      </w:pPr>
+      <w:r>
+        <w:rPr>
+          <w:rFonts w:ascii="Arial Unicode MS" w:cs="Arial Unicode MS" w:eastAsia="Arial Unicode MS" w:hAnsi="Arial Unicode MS"/>
+          <w:color w:val="ff0000"/>
+          <w:sz w:val="28"/>
+          <w:szCs w:val="28"/>
+          <w:rtl w:val="0"/>
+        </w:rPr>
+        <w:t xml:space="preserve">ยึดตามตามหัวข้อเท่านั้น</w:t>
+        <w:tab/>
+        <w:t xml:space="preserve">!!!!!!!  จะมี  5 Box เท่านั้น</w:t>
+      </w:r>
+      <w:r>
+        <w:rPr>
+          <w:rtl w:val="0"/>
+        </w:rPr>
+      </w:r>
+    </w:p>
+    <w:p>
+      <w:pPr>
         <w:keepNext w:val="0"/>
         <w:keepLines w:val="0"/>
         <w:numPr>
@@ -2282,7 +2676,7 @@
           <w:numId w:val="4"/>
         </w:numPr>
         <w:shd w:fill="ffffff" w:val="clear"/>
-        <w:spacing w:after="0" w:afterAutospacing="0" w:before="0" w:beforeAutospacing="0" w:lineRule="auto"/>
+        <w:spacing w:after="0" w:afterAutospacing="0" w:before="280" w:lineRule="auto"/>
         <w:ind w:left="1440" w:hanging="360"/>
         <w:rPr>
           <w:sz w:val="32"/>
@@ -2297,6 +2691,21 @@
           <w:rtl w:val="0"/>
         </w:rPr>
         <w:t xml:space="preserve">องค์เทพคุ้มครองดวงชะตา</w:t>
+      </w:r>
+      <w:r>
+        <w:rPr>
+          <w:rFonts w:ascii="Arial Unicode MS" w:cs="Arial Unicode MS" w:eastAsia="Arial Unicode MS" w:hAnsi="Arial Unicode MS"/>
+          <w:color w:val="ff0000"/>
+          <w:sz w:val="32"/>
+          <w:szCs w:val="32"/>
+          <w:rtl w:val="0"/>
+        </w:rPr>
+        <w:t xml:space="preserve">**กล่องใหญ่ และมี 2-3 กล่องย่อย เพิ่ม/ลดได้ แยกแต่ละองค์เทพ**</w:t>
+      </w:r>
+      <w:r>
+        <w:rPr>
+          <w:rtl w:val="0"/>
+        </w:rPr>
       </w:r>
     </w:p>
     <w:p>
@@ -2323,7 +2732,22 @@
           <w:szCs w:val="32"/>
           <w:rtl w:val="0"/>
         </w:rPr>
-        <w:t xml:space="preserve">องค์เทพขอพร เจรจา/ทำงาน/ลงทุน/เดินทาง</w:t>
+        <w:t xml:space="preserve">องค์เทพขอพร เจรจา/ทำงาน/ลงทุน/เดินทาง </w:t>
+      </w:r>
+      <w:r>
+        <w:rPr>
+          <w:rFonts w:ascii="Arial Unicode MS" w:cs="Arial Unicode MS" w:eastAsia="Arial Unicode MS" w:hAnsi="Arial Unicode MS"/>
+          <w:color w:val="ff0000"/>
+          <w:sz w:val="32"/>
+          <w:szCs w:val="32"/>
+          <w:rtl w:val="0"/>
+        </w:rPr>
+        <w:t xml:space="preserve">**กล่องใหญ่ และมี 2-3 กล่องย่อย เพิ่ม/ลดได้ แยกแต่ละองค์เทพ**</w:t>
+      </w:r>
+      <w:r>
+        <w:rPr>
+          <w:rtl w:val="0"/>
+        </w:rPr>
       </w:r>
     </w:p>
     <w:p>
@@ -2350,7 +2774,22 @@
           <w:szCs w:val="32"/>
           <w:rtl w:val="0"/>
         </w:rPr>
-        <w:t xml:space="preserve">องค์เทพขอพร โชคลาภ/เงินเก็บ</w:t>
+        <w:t xml:space="preserve">องค์เทพขอพร โชคลาภ/เงินเก็บ </w:t>
+      </w:r>
+      <w:r>
+        <w:rPr>
+          <w:rFonts w:ascii="Arial Unicode MS" w:cs="Arial Unicode MS" w:eastAsia="Arial Unicode MS" w:hAnsi="Arial Unicode MS"/>
+          <w:color w:val="ff0000"/>
+          <w:sz w:val="32"/>
+          <w:szCs w:val="32"/>
+          <w:rtl w:val="0"/>
+        </w:rPr>
+        <w:t xml:space="preserve">**กล่องใหญ่ และมี 2-3 กล่องย่อย เพิ่ม/ลดได้ แยกแต่ละองค์เทพ**</w:t>
+      </w:r>
+      <w:r>
+        <w:rPr>
+          <w:rtl w:val="0"/>
+        </w:rPr>
       </w:r>
     </w:p>
     <w:p>
@@ -2379,6 +2818,21 @@
         </w:rPr>
         <w:t xml:space="preserve">ทำบุญเสริมดวง</w:t>
       </w:r>
+      <w:r>
+        <w:rPr>
+          <w:rFonts w:ascii="Arial Unicode MS" w:cs="Arial Unicode MS" w:eastAsia="Arial Unicode MS" w:hAnsi="Arial Unicode MS"/>
+          <w:color w:val="ff0000"/>
+          <w:sz w:val="32"/>
+          <w:szCs w:val="32"/>
+          <w:rtl w:val="0"/>
+        </w:rPr>
+        <w:t xml:space="preserve">**กล่องใหญ่ และมี 2-3 กล่องย่อย เพิ่ม/ลดได้ แยกแต่ละองค์เทพ**</w:t>
+      </w:r>
+      <w:r>
+        <w:rPr>
+          <w:rtl w:val="0"/>
+        </w:rPr>
+      </w:r>
     </w:p>
     <w:p>
       <w:pPr>
@@ -2404,14 +2858,56 @@
           <w:szCs w:val="32"/>
           <w:rtl w:val="0"/>
         </w:rPr>
-        <w:t xml:space="preserve">สิ่งพึงระวัง</w:t>
-      </w:r>
-    </w:p>
-    <w:p>
-      <w:pPr>
-        <w:ind w:left="720" w:firstLine="0"/>
-        <w:rPr/>
-      </w:pPr>
+        <w:t xml:space="preserve">ข้อเสนอแนะ </w:t>
+      </w:r>
+      <w:r>
+        <w:rPr>
+          <w:rFonts w:ascii="Arial Unicode MS" w:cs="Arial Unicode MS" w:eastAsia="Arial Unicode MS" w:hAnsi="Arial Unicode MS"/>
+          <w:color w:val="ff0000"/>
+          <w:sz w:val="32"/>
+          <w:szCs w:val="32"/>
+          <w:rtl w:val="0"/>
+        </w:rPr>
+        <w:t xml:space="preserve">**ตามความเห็นซินแส**</w:t>
+      </w:r>
+    </w:p>
+    <w:p>
+      <w:pPr>
+        <w:keepNext w:val="0"/>
+        <w:keepLines w:val="0"/>
+        <w:shd w:fill="ffffff" w:val="clear"/>
+        <w:spacing w:before="280" w:lineRule="auto"/>
+        <w:ind w:left="1440" w:firstLine="0"/>
+        <w:rPr>
+          <w:sz w:val="32"/>
+          <w:szCs w:val="32"/>
+        </w:rPr>
+      </w:pPr>
+      <w:r>
+        <w:rPr>
+          <w:rtl w:val="0"/>
+        </w:rPr>
+      </w:r>
+    </w:p>
+    <w:p>
+      <w:pPr>
+        <w:ind w:left="0" w:firstLine="0"/>
+        <w:rPr>
+          <w:color w:val="ff0000"/>
+          <w:sz w:val="28"/>
+          <w:szCs w:val="28"/>
+        </w:rPr>
+      </w:pPr>
+      <w:r>
+        <w:rPr>
+          <w:rFonts w:ascii="Arial Unicode MS" w:cs="Arial Unicode MS" w:eastAsia="Arial Unicode MS" w:hAnsi="Arial Unicode MS"/>
+          <w:color w:val="ff0000"/>
+          <w:sz w:val="28"/>
+          <w:szCs w:val="28"/>
+          <w:rtl w:val="0"/>
+        </w:rPr>
+        <w:t xml:space="preserve">ทำ box ตามสีแดง และทำคลังข้อมูล</w:t>
+      </w:r>
       <w:r>
         <w:rPr>
           <w:rtl w:val="0"/>
